--- a/docs/Test_Plan_Chat_Application_Team5.docx
+++ b/docs/Test_Plan_Chat_Application_Team5.docx
@@ -69,7 +69,7 @@
           <w:sz w:val="21"/>
           <w:szCs w:val="21"/>
         </w:rPr>
-        <w:t xml:space="preserve"> 1.0</w:t>
+        <w:t xml:space="preserve"> 1.1</w:t>
       </w:r>
     </w:p>
     <w:p>
@@ -115,7 +115,7 @@
           <w:sz w:val="21"/>
           <w:szCs w:val="21"/>
         </w:rPr>
-        <w:t xml:space="preserve"> 04-10-2026</w:t>
+        <w:t xml:space="preserve"> 07-10-2026</w:t>
       </w:r>
     </w:p>
     <w:p>
@@ -444,6 +444,139 @@
                 <w:szCs w:val="19"/>
               </w:rPr>
               <w:t xml:space="preserve">Initial test plan with test cases and traceability to SRS v1.0</w:t>
+            </w:r>
+          </w:p>
+        </w:tc>
+      </w:tr>
+      <w:tr>
+        <w:trPr>
+          <w:cantSplit/>
+        </w:trPr>
+        <w:tc>
+          <w:tcPr>
+            <w:tcW w:type="dxa" w:w="1200"/>
+            <w:tcBorders>
+              <w:top w:val="single" w:color="999999" w:sz="4"/>
+              <w:left w:val="single" w:color="999999" w:sz="4"/>
+              <w:bottom w:val="single" w:color="999999" w:sz="4"/>
+              <w:right w:val="single" w:color="999999" w:sz="4"/>
+            </w:tcBorders>
+            <w:tcMar>
+              <w:top w:type="dxa" w:w="50"/>
+              <w:left w:type="dxa" w:w="90"/>
+              <w:bottom w:type="dxa" w:w="50"/>
+              <w:right w:type="dxa" w:w="90"/>
+            </w:tcMar>
+          </w:tcPr>
+          <w:p>
+            <w:pPr>
+              <w:spacing w:after="20"/>
+            </w:pPr>
+            <w:r>
+              <w:rPr>
+                <w:rFonts w:ascii="Calibri" w:cs="Calibri" w:eastAsia="Calibri" w:hAnsi="Calibri"/>
+                <w:b w:val="false"/>
+                <w:bCs w:val="false"/>
+                <w:sz w:val="19"/>
+                <w:szCs w:val="19"/>
+              </w:rPr>
+              <w:t xml:space="preserve">1.1</w:t>
+            </w:r>
+          </w:p>
+        </w:tc>
+        <w:tc>
+          <w:tcPr>
+            <w:tcW w:type="dxa" w:w="1700"/>
+            <w:tcBorders>
+              <w:top w:val="single" w:color="999999" w:sz="4"/>
+              <w:left w:val="single" w:color="999999" w:sz="4"/>
+              <w:bottom w:val="single" w:color="999999" w:sz="4"/>
+              <w:right w:val="single" w:color="999999" w:sz="4"/>
+            </w:tcBorders>
+            <w:tcMar>
+              <w:top w:type="dxa" w:w="50"/>
+              <w:left w:type="dxa" w:w="90"/>
+              <w:bottom w:type="dxa" w:w="50"/>
+              <w:right w:type="dxa" w:w="90"/>
+            </w:tcMar>
+          </w:tcPr>
+          <w:p>
+            <w:pPr>
+              <w:spacing w:after="20"/>
+            </w:pPr>
+            <w:r>
+              <w:rPr>
+                <w:rFonts w:ascii="Calibri" w:cs="Calibri" w:eastAsia="Calibri" w:hAnsi="Calibri"/>
+                <w:b w:val="false"/>
+                <w:bCs w:val="false"/>
+                <w:sz w:val="19"/>
+                <w:szCs w:val="19"/>
+              </w:rPr>
+              <w:t xml:space="preserve">07-10-2026</w:t>
+            </w:r>
+          </w:p>
+        </w:tc>
+        <w:tc>
+          <w:tcPr>
+            <w:tcW w:type="dxa" w:w="1800"/>
+            <w:tcBorders>
+              <w:top w:val="single" w:color="999999" w:sz="4"/>
+              <w:left w:val="single" w:color="999999" w:sz="4"/>
+              <w:bottom w:val="single" w:color="999999" w:sz="4"/>
+              <w:right w:val="single" w:color="999999" w:sz="4"/>
+            </w:tcBorders>
+            <w:tcMar>
+              <w:top w:type="dxa" w:w="50"/>
+              <w:left w:type="dxa" w:w="90"/>
+              <w:bottom w:type="dxa" w:w="50"/>
+              <w:right w:type="dxa" w:w="90"/>
+            </w:tcMar>
+          </w:tcPr>
+          <w:p>
+            <w:pPr>
+              <w:spacing w:after="20"/>
+            </w:pPr>
+            <w:r>
+              <w:rPr>
+                <w:rFonts w:ascii="Calibri" w:cs="Calibri" w:eastAsia="Calibri" w:hAnsi="Calibri"/>
+                <w:b w:val="false"/>
+                <w:bCs w:val="false"/>
+                <w:sz w:val="19"/>
+                <w:szCs w:val="19"/>
+              </w:rPr>
+              <w:t xml:space="preserve">Team 5</w:t>
+            </w:r>
+          </w:p>
+        </w:tc>
+        <w:tc>
+          <w:tcPr>
+            <w:tcW w:type="dxa" w:w="4938"/>
+            <w:tcBorders>
+              <w:top w:val="single" w:color="999999" w:sz="4"/>
+              <w:left w:val="single" w:color="999999" w:sz="4"/>
+              <w:bottom w:val="single" w:color="999999" w:sz="4"/>
+              <w:right w:val="single" w:color="999999" w:sz="4"/>
+            </w:tcBorders>
+            <w:tcMar>
+              <w:top w:type="dxa" w:w="50"/>
+              <w:left w:type="dxa" w:w="90"/>
+              <w:bottom w:type="dxa" w:w="50"/>
+              <w:right w:type="dxa" w:w="90"/>
+            </w:tcMar>
+          </w:tcPr>
+          <w:p>
+            <w:pPr>
+              <w:spacing w:after="20"/>
+            </w:pPr>
+            <w:r>
+              <w:rPr>
+                <w:rFonts w:ascii="Calibri" w:cs="Calibri" w:eastAsia="Calibri" w:hAnsi="Calibri"/>
+                <w:b w:val="false"/>
+                <w:bCs w:val="false"/>
+                <w:sz w:val="19"/>
+                <w:szCs w:val="19"/>
+              </w:rPr>
+              <w:t xml:space="preserve">Added team member names, SRNs and roles</w:t>
             </w:r>
           </w:p>
         </w:tc>
@@ -5570,7 +5703,7 @@
                 <w:sz w:val="19"/>
                 <w:szCs w:val="19"/>
               </w:rPr>
-              <w:t xml:space="preserve">[Member name]</w:t>
+              <w:t xml:space="preserve">Rotates among the four team members</w:t>
             </w:r>
           </w:p>
         </w:tc>
@@ -5671,7 +5804,7 @@
                 <w:sz w:val="19"/>
                 <w:szCs w:val="19"/>
               </w:rPr>
-              <w:t xml:space="preserve">[Member 1 name]</w:t>
+              <w:t xml:space="preserve">Gagan Eswar (PES1UG24CS165)</w:t>
             </w:r>
           </w:p>
         </w:tc>
@@ -5772,7 +5905,7 @@
                 <w:sz w:val="19"/>
                 <w:szCs w:val="19"/>
               </w:rPr>
-              <w:t xml:space="preserve">[Member 2 name]</w:t>
+              <w:t xml:space="preserve">Chetha Samrutha (PES1UG24CS131)</w:t>
             </w:r>
           </w:p>
         </w:tc>
@@ -5873,7 +6006,7 @@
                 <w:sz w:val="19"/>
                 <w:szCs w:val="19"/>
               </w:rPr>
-              <w:t xml:space="preserve">[Member 3 name]</w:t>
+              <w:t xml:space="preserve">Harsh Kalekar (PES1UG24CS183)</w:t>
             </w:r>
           </w:p>
         </w:tc>
@@ -5974,7 +6107,7 @@
                 <w:sz w:val="19"/>
                 <w:szCs w:val="19"/>
               </w:rPr>
-              <w:t xml:space="preserve">[Member 4 name]</w:t>
+              <w:t xml:space="preserve">Dhanush K S (PES1UG24CS148)</w:t>
             </w:r>
           </w:p>
         </w:tc>
@@ -6067,16 +6200,6 @@
             <w:pPr>
               <w:spacing w:after="20"/>
             </w:pPr>
-            <w:r>
-              <w:rPr>
-                <w:rFonts w:ascii="Calibri" w:cs="Calibri" w:eastAsia="Calibri" w:hAnsi="Calibri"/>
-                <w:b w:val="false"/>
-                <w:bCs w:val="false"/>
-                <w:sz w:val="19"/>
-                <w:szCs w:val="19"/>
-              </w:rPr>
-              <w:t xml:space="preserve">[Name]</w:t>
-            </w:r>
           </w:p>
         </w:tc>
         <w:tc>
